--- a/labs/lab-09/executive-brief.docx
+++ b/labs/lab-09/executive-brief.docx
@@ -12,7 +12,7 @@
     </w:p>
     <w:p>
       <w:r>
-        <w:t>Lab 09: Investment and value case</w:t>
+        <w:t>Lab 09: Measure value and make an investment case</w:t>
       </w:r>
     </w:p>
     <w:p>
@@ -38,22 +38,22 @@
         <w:pStyle w:val="Heading2"/>
       </w:pPr>
       <w:r>
-        <w:t>NS-41: Excel value model</w:t>
+        <w:t>NS-41: Measure time honestly</w:t>
       </w:r>
     </w:p>
     <w:p>
       <w:r>
-        <w:t>Business input: Synthetic task time and cost worksheet</w:t>
+        <w:t>Business input: Baseline, assisted and review minutes</w:t>
       </w:r>
     </w:p>
     <w:p>
       <w:r>
-        <w:t>Required output: Net time-saved table</w:t>
+        <w:t>Required output: Net-time table</w:t>
       </w:r>
     </w:p>
     <w:p>
       <w:r>
-        <w:t>Review gate: Review time is deducted from gross saving</w:t>
+        <w:t>Review gate: Check formulas and comparable work</w:t>
       </w:r>
     </w:p>
     <w:p>
@@ -61,22 +61,22 @@
         <w:pStyle w:val="Heading2"/>
       </w:pPr>
       <w:r>
-        <w:t>NS-42: Benefit confidence</w:t>
+        <w:t>NS-42: Measure quality</w:t>
       </w:r>
     </w:p>
     <w:p>
       <w:r>
-        <w:t>Business input: Observed sample and management estimates</w:t>
+        <w:t>Business input: Sample drafts and correction log</w:t>
       </w:r>
     </w:p>
     <w:p>
       <w:r>
-        <w:t>Required output: Benefit confidence register</w:t>
+        <w:t>Required output: Quality scorecard</w:t>
       </w:r>
     </w:p>
     <w:p>
       <w:r>
-        <w:t>Review gate: Assumption is never described as measured</w:t>
+        <w:t>Review gate: Critical error is reported separately</w:t>
       </w:r>
     </w:p>
     <w:p>
@@ -84,22 +84,22 @@
         <w:pStyle w:val="Heading2"/>
       </w:pPr>
       <w:r>
-        <w:t>NS-43: Cost of ownership</w:t>
+        <w:t>NS-43: Measure adoption</w:t>
       </w:r>
     </w:p>
     <w:p>
       <w:r>
-        <w:t>Business input: Seats, enablement and support costs</w:t>
+        <w:t>Business input: Seat assignments and actual useful sessions</w:t>
       </w:r>
     </w:p>
     <w:p>
       <w:r>
-        <w:t>Required output: Total-cost table</w:t>
+        <w:t>Required output: Adoption chart</w:t>
       </w:r>
     </w:p>
     <w:p>
       <w:r>
-        <w:t>Review gate: Include recurring change and review effort</w:t>
+        <w:t>Review gate: Define productive use per role</w:t>
       </w:r>
     </w:p>
     <w:p>
@@ -107,22 +107,22 @@
         <w:pStyle w:val="Heading2"/>
       </w:pPr>
       <w:r>
-        <w:t>NS-44: Sensitivity test</w:t>
+        <w:t>NS-44: Estimate total cost</w:t>
       </w:r>
     </w:p>
     <w:p>
       <w:r>
-        <w:t>Business input: Low, base and high adoption scenarios</w:t>
+        <w:t>Business input: Synthetic licensing, training and review costs</w:t>
       </w:r>
     </w:p>
     <w:p>
       <w:r>
-        <w:t>Required output: Sensitivity chart with break-even point</w:t>
+        <w:t>Required output: Scenario table</w:t>
       </w:r>
     </w:p>
     <w:p>
       <w:r>
-        <w:t>Review gate: Decision holds under a credible downside</w:t>
+        <w:t>Review gate: Label assumptions and sensitivity</w:t>
       </w:r>
     </w:p>
     <w:p>
@@ -130,22 +130,22 @@
         <w:pStyle w:val="Heading2"/>
       </w:pPr>
       <w:r>
-        <w:t>NS-45: Investment decision</w:t>
+        <w:t>NS-45: Decide investment</w:t>
       </w:r>
     </w:p>
     <w:p>
       <w:r>
-        <w:t>Business input: Value model and risk register</w:t>
+        <w:t>Business input: Value, quality and risk records</w:t>
       </w:r>
     </w:p>
     <w:p>
       <w:r>
-        <w:t>Required output: Fund, hold or stop recommendation</w:t>
+        <w:t>Required output: Investment decision memo</w:t>
       </w:r>
     </w:p>
     <w:p>
       <w:r>
-        <w:t>Review gate: Sponsor signs conditions and budget</w:t>
+        <w:t>Review gate: Sponsor signs conditions</w:t>
       </w:r>
     </w:p>
     <w:sectPr>
